--- a/documentation/OMS_Technical_Handover.docx
+++ b/documentation/OMS_Technical_Handover.docx
@@ -198,7 +198,7 @@
     </w:p>
     <w:p>
       <w:r>
-        <w:t>Read ARCHITECTURE.md for component/data/security flows, DATABASE.md for the ERD and migrations, and API.md for HTTP conventions and endpoint groups. The code-level sources of truth are server/src/main/kotlin/oms/ufsi, server/src/main/resources/db/migration, and composeApp/src/webMain.</w:t>
+        <w:t>Read ARCHITECTURE.md for component/data/security flows, DATABASE.md for the ERD and migrations, and API.md for HTTP conventions and endpoint groups. The code-level sources of truth are server/src/main/kotlin/oms/umitaf, server/src/main/resources/db/migration, and composeApp/src/webMain.</w:t>
       </w:r>
     </w:p>
     <w:p>
